--- a/comparative_approaches/evolution_lab/evolution_lab_report.docx
+++ b/comparative_approaches/evolution_lab/evolution_lab_report.docx
@@ -609,7 +609,7 @@
         <w:pStyle w:val="ListBullet"/>
       </w:pPr>
       <w:r>
-        <w:t>Q18. Put Z into W’s world and W into Z’s world, and watch. Which of the two populations is better adapted? Which one is better? Explain why those are not the same question, using what the reading says about the ladder of intelligence.</w:t>
+        <w:t>Q18. Population Z was evolved in a world where light is poison, and it flees light. Population W was evolved in a world where light is food, and it approaches light. Switch the light regime so that each one is running in the other’s world, and watch. Which of the two populations is better adapted? Which one is better? Explain why those are not the same question, using what the reading says about the ladder of intelligence.</w:t>
       </w:r>
     </w:p>
     <w:p/>

--- a/comparative_approaches/evolution_lab/evolution_lab_report.docx
+++ b/comparative_approaches/evolution_lab/evolution_lab_report.docx
@@ -61,7 +61,7 @@
         <w:pStyle w:val="ListBullet"/>
       </w:pPr>
       <w:r>
-        <w:t>Q1. Describe what happened over those 50 generations, in everyday language. Don’t try to be technical. Write it the way you would tell a friend what you just watched.</w:t>
+        <w:t>Q1. Describe what happened over that run, in everyday language. Don’t try to be technical. Write it the way you would tell a friend what you just watched.</w:t>
       </w:r>
     </w:p>
     <w:p/>
@@ -96,9 +96,8 @@
             <w:tcW w:type="dxa" w:w="5760"/>
           </w:tcPr>
           <w:p>
-            <w:r/>
             <w:r>
-              <w:t>Generation you stopped at</w:t>
+              <w:t>How many were born by the time you stopped</w:t>
             </w:r>
           </w:p>
         </w:tc>
@@ -107,7 +106,6 @@
             <w:tcW w:type="dxa" w:w="3600"/>
           </w:tcPr>
           <w:p>
-            <w:r/>
             <w:r/>
           </w:p>
         </w:tc>
@@ -118,9 +116,8 @@
             <w:tcW w:type="dxa" w:w="5760"/>
           </w:tcPr>
           <w:p>
-            <w:r/>
             <w:r>
-              <w:t>Average energy at generation 1</w:t>
+              <w:t>Births per minute, early on</w:t>
             </w:r>
           </w:p>
         </w:tc>
@@ -129,7 +126,6 @@
             <w:tcW w:type="dxa" w:w="3600"/>
           </w:tcPr>
           <w:p>
-            <w:r/>
             <w:r/>
           </w:p>
         </w:tc>
@@ -140,9 +136,8 @@
             <w:tcW w:type="dxa" w:w="5760"/>
           </w:tcPr>
           <w:p>
-            <w:r/>
             <w:r>
-              <w:t>Average energy at generation 50</w:t>
+              <w:t>Births per minute, now</w:t>
             </w:r>
           </w:p>
         </w:tc>
@@ -151,7 +146,6 @@
             <w:tcW w:type="dxa" w:w="3600"/>
           </w:tcPr>
           <w:p>
-            <w:r/>
             <w:r/>
           </w:p>
         </w:tc>
@@ -162,9 +156,8 @@
             <w:tcW w:type="dxa" w:w="5760"/>
           </w:tcPr>
           <w:p>
-            <w:r/>
             <w:r>
-              <w:t>Body color of most of the population at the end</w:t>
+              <w:t>Which mark most of the population wears at the end</w:t>
             </w:r>
           </w:p>
         </w:tc>
@@ -174,6 +167,25 @@
           </w:tcPr>
           <w:p>
             <w:r/>
+          </w:p>
+        </w:tc>
+      </w:tr>
+      <w:tr>
+        <w:tc>
+          <w:tcPr>
+            <w:tcW w:type="dxa" w:w="5760"/>
+          </w:tcPr>
+          <w:p>
+            <w:r>
+              <w:t>What percentage of them wear it</w:t>
+            </w:r>
+          </w:p>
+        </w:tc>
+        <w:tc>
+          <w:tcPr>
+            <w:tcW w:type="dxa" w:w="3600"/>
+          </w:tcPr>
+          <w:p>
             <w:r/>
           </w:p>
         </w:tc>
@@ -291,7 +303,22 @@
         <w:pStyle w:val="ListBullet"/>
       </w:pPr>
       <w:r>
-        <w:t>Q9. Describe what each of W, X, Y and Z does. Then group them: which ones behave alike?</w:t>
+        <w:t>Q9. Describe what each of W, X, Y and Z does. Then group them by job: which of them are getting to the light and staying there, and which is not?</w:t>
+      </w:r>
+    </w:p>
+    <w:p/>
+    <w:p>
+      <w:r>
+        <w:t>WRITE YOUR ANSWER HERE</w:t>
+      </w:r>
+    </w:p>
+    <w:p/>
+    <w:p>
+      <w:pPr>
+        <w:pStyle w:val="ListBullet"/>
+      </w:pPr>
+      <w:r>
+        <w:t>Q9b. One of the populations that gets to the light does it in a way the others plainly do not. Which one is it, and describe how it moves. Does it still count as doing the same job as the others? Say why or why not.</w:t>
       </w:r>
     </w:p>
     <w:p/>
@@ -307,6 +334,21 @@
       </w:pPr>
       <w:r>
         <w:t>Q10. For each similar pair, say whether you think the resemblance is a homology, an analogy, or a coincidence, and give your reason. Answer this before you reveal anything. Guessing is fine — committing to a guess is the point.</w:t>
+      </w:r>
+    </w:p>
+    <w:p/>
+    <w:p>
+      <w:r>
+        <w:t>WRITE YOUR ANSWER HERE</w:t>
+      </w:r>
+    </w:p>
+    <w:p/>
+    <w:p>
+      <w:pPr>
+        <w:pStyle w:val="ListBullet"/>
+      </w:pPr>
+      <w:r>
+        <w:t>Q10b. Is there anything other than how they behave that makes any two of these four look like they belong together? Write down what you notice, and say whether you think it means anything.</w:t>
       </w:r>
     </w:p>
     <w:p/>
@@ -386,7 +428,6 @@
             <w:tcW w:type="dxa" w:w="1728"/>
           </w:tcPr>
           <w:p>
-            <w:r/>
             <w:r>
               <w:t>W</w:t>
             </w:r>
@@ -398,7 +439,6 @@
           </w:tcPr>
           <w:p>
             <w:r/>
-            <w:r/>
           </w:p>
         </w:tc>
         <w:tc>
@@ -406,7 +446,6 @@
             <w:tcW w:type="dxa" w:w="2880"/>
           </w:tcPr>
           <w:p>
-            <w:r/>
             <w:r/>
           </w:p>
         </w:tc>
@@ -417,7 +456,6 @@
             <w:tcW w:type="dxa" w:w="1728"/>
           </w:tcPr>
           <w:p>
-            <w:r/>
             <w:r>
               <w:t>X</w:t>
             </w:r>
@@ -429,7 +467,6 @@
           </w:tcPr>
           <w:p>
             <w:r/>
-            <w:r/>
           </w:p>
         </w:tc>
         <w:tc>
@@ -437,7 +474,6 @@
             <w:tcW w:type="dxa" w:w="2880"/>
           </w:tcPr>
           <w:p>
-            <w:r/>
             <w:r/>
           </w:p>
         </w:tc>
@@ -448,7 +484,6 @@
             <w:tcW w:type="dxa" w:w="1728"/>
           </w:tcPr>
           <w:p>
-            <w:r/>
             <w:r>
               <w:t>Y</w:t>
             </w:r>
@@ -460,7 +495,6 @@
           </w:tcPr>
           <w:p>
             <w:r/>
-            <w:r/>
           </w:p>
         </w:tc>
         <w:tc>
@@ -468,7 +502,6 @@
             <w:tcW w:type="dxa" w:w="2880"/>
           </w:tcPr>
           <w:p>
-            <w:r/>
             <w:r/>
           </w:p>
         </w:tc>
@@ -479,7 +512,6 @@
             <w:tcW w:type="dxa" w:w="1728"/>
           </w:tcPr>
           <w:p>
-            <w:r/>
             <w:r>
               <w:t>Z</w:t>
             </w:r>
@@ -491,7 +523,6 @@
           </w:tcPr>
           <w:p>
             <w:r/>
-            <w:r/>
           </w:p>
         </w:tc>
         <w:tc>
@@ -499,7 +530,6 @@
             <w:tcW w:type="dxa" w:w="2880"/>
           </w:tcPr>
           <w:p>
-            <w:r/>
             <w:r/>
           </w:p>
         </w:tc>
@@ -511,7 +541,7 @@
         <w:pStyle w:val="ListBullet"/>
       </w:pPr>
       <w:r>
-        <w:t>Q12. At least two populations that behave the same way are wired differently. Which ones, and what does that tell you? Answer using the reading’s terms behavioral equivalence and mechanistic equivalence.</w:t>
+        <w:t>Q12. At least two populations that do the same job are wired differently. Which ones, and what does that tell you? Answer using the reading’s terms behavioral equivalence and mechanistic equivalence. Then look back at your answer to Q9b: does the wiring explain the way that population moves?</w:t>
       </w:r>
     </w:p>
     <w:p/>
@@ -541,7 +571,7 @@
         <w:pStyle w:val="ListBullet"/>
       </w:pPr>
       <w:r>
-        <w:t>Q14. Describe the test you designed to break two populations apart, say what you predicted before running it, and report what happened. Did the two populations come apart? If your first test failed to separate them, describe that one too, and what you tried next.</w:t>
+        <w:t>Q14. Describe the test you designed, say what you predicted before running it, and report what happened. Did the odd population do something the other two did not, beyond travelling the way it does? If your first test failed to separate them, describe that one too, and what you tried next.</w:t>
       </w:r>
     </w:p>
     <w:p/>
@@ -564,7 +594,7 @@
         <w:pStyle w:val="ListBullet"/>
       </w:pPr>
       <w:r>
-        <w:t>Q15. Look again at the body color you recorded in Q2. Nearly the whole population ended up that color. Write the best explanation you can for why that color was favored in that world. Make it a good one — give the argument you would give if you had to defend it.</w:t>
+        <w:t>Q15. Look again at the mark you recorded in Q2. Nearly the whole population ended up wearing it. Write the best explanation you can for why that mark was favored in that world. Make it a good one — give the argument you would give if you had to defend it.</w:t>
       </w:r>
     </w:p>
     <w:p/>
@@ -579,7 +609,7 @@
         <w:pStyle w:val="ListBullet"/>
       </w:pPr>
       <w:r>
-        <w:t>Q16. Now that you know body color does nothing: (a) what was wrong with the explanation you just wrote — not with your reasoning, but with the question? (b) The reading calls this kind of explanation a just-so story, and describes Gould and Lewontin’s argument that not every trait is an adaptation. Explain their point using your own Q15 as the example. (c) Here you were told the answer. In real biology, nobody tells you. What follows from that?</w:t>
+        <w:t>Q16. The mark does nothing at all — body color is a different matter, since it is computed from the wiring and so means a great deal. Given that: (a) what was wrong with the explanation you just wrote — not with your reasoning, but with the question? (b) The reading calls this kind of explanation a just-so story, and describes Gould and Lewontin’s argument that not every trait is an adaptation. Explain their point using your own Q15 as the example. (c) Here you were told the answer. In real biology, nobody tells you. What follows from that?</w:t>
       </w:r>
     </w:p>
     <w:p/>
@@ -609,7 +639,7 @@
         <w:pStyle w:val="ListBullet"/>
       </w:pPr>
       <w:r>
-        <w:t>Q18. Population Z was evolved in a world where light is poison, and it flees light. Population W was evolved in a world where light is food, and it approaches light. Switch the light regime so that each one is running in the other’s world, and watch. Which of the two populations is better adapted? Which one is better? Explain why those are not the same question, using what the reading says about the ladder of intelligence.</w:t>
+        <w:t>Q18. Population Z was evolved in a world where the lights were dangerous and food was spread everywhere, and it flees light. Population W was evolved in a world where the lights were the food, and it approaches light. You cannot move these two populations between worlds — the Lineages tab has no light regime — so answer from what you have already seen: you watched a light-approaching population meet a poison world in Part 2, experiment 5. Which of the two populations is better adapted? Which one is better? Explain why those are not the same question, using what the reading says about the ladder of intelligence.</w:t>
       </w:r>
     </w:p>
     <w:p/>
@@ -665,6 +695,7 @@
               <w:rPr>
                 <w:b/>
               </w:rPr>
+              <w:t/>
             </w:r>
           </w:p>
         </w:tc>
@@ -703,7 +734,6 @@
             <w:tcW w:type="dxa" w:w="5040"/>
           </w:tcPr>
           <w:p>
-            <w:r/>
             <w:r>
               <w:t>Mutation rate (changed on purpose)</w:t>
             </w:r>
@@ -714,9 +744,8 @@
             <w:tcW w:type="dxa" w:w="2160"/>
           </w:tcPr>
           <w:p>
-            <w:r/>
             <w:r>
-              <w:t>0.05</w:t>
+              <w:t>1.0</w:t>
             </w:r>
           </w:p>
         </w:tc>
@@ -725,9 +754,8 @@
             <w:tcW w:type="dxa" w:w="2160"/>
           </w:tcPr>
           <w:p>
-            <w:r/>
             <w:r>
-              <w:t>0.20</w:t>
+              <w:t>0.0</w:t>
             </w:r>
           </w:p>
         </w:tc>
@@ -738,9 +766,8 @@
             <w:tcW w:type="dxa" w:w="5040"/>
           </w:tcPr>
           <w:p>
-            <w:r/>
             <w:r>
-              <w:t>Population size</w:t>
+              <w:t>Run seed</w:t>
             </w:r>
           </w:p>
         </w:tc>
@@ -749,9 +776,8 @@
             <w:tcW w:type="dxa" w:w="2160"/>
           </w:tcPr>
           <w:p>
-            <w:r/>
             <w:r>
-              <w:t>24</w:t>
+              <w:t>5</w:t>
             </w:r>
           </w:p>
         </w:tc>
@@ -760,9 +786,8 @@
             <w:tcW w:type="dxa" w:w="2160"/>
           </w:tcPr>
           <w:p>
-            <w:r/>
             <w:r>
-              <w:t>12</w:t>
+              <w:t>2</w:t>
             </w:r>
           </w:p>
         </w:tc>
@@ -773,9 +798,8 @@
             <w:tcW w:type="dxa" w:w="5040"/>
           </w:tcPr>
           <w:p>
-            <w:r/>
             <w:r>
-              <w:t>Number of lights</w:t>
+              <w:t>How many the arena holds</w:t>
             </w:r>
           </w:p>
         </w:tc>
@@ -784,7 +808,38 @@
             <w:tcW w:type="dxa" w:w="2160"/>
           </w:tcPr>
           <w:p>
-            <w:r/>
+            <w:r>
+              <w:t>8</w:t>
+            </w:r>
+          </w:p>
+        </w:tc>
+        <w:tc>
+          <w:tcPr>
+            <w:tcW w:type="dxa" w:w="2160"/>
+          </w:tcPr>
+          <w:p>
+            <w:r>
+              <w:t>8</w:t>
+            </w:r>
+          </w:p>
+        </w:tc>
+      </w:tr>
+      <w:tr>
+        <w:tc>
+          <w:tcPr>
+            <w:tcW w:type="dxa" w:w="5040"/>
+          </w:tcPr>
+          <w:p>
+            <w:r>
+              <w:t>How many food patches</w:t>
+            </w:r>
+          </w:p>
+        </w:tc>
+        <w:tc>
+          <w:tcPr>
+            <w:tcW w:type="dxa" w:w="2160"/>
+          </w:tcPr>
+          <w:p>
             <w:r>
               <w:t>4</w:t>
             </w:r>
@@ -795,7 +850,6 @@
             <w:tcW w:type="dxa" w:w="2160"/>
           </w:tcPr>
           <w:p>
-            <w:r/>
             <w:r>
               <w:t>4</w:t>
             </w:r>
@@ -808,9 +862,8 @@
             <w:tcW w:type="dxa" w:w="5040"/>
           </w:tcPr>
           <w:p>
-            <w:r/>
             <w:r>
-              <w:t>Generations run</w:t>
+              <w:t>Light regime</w:t>
             </w:r>
           </w:p>
         </w:tc>
@@ -819,9 +872,8 @@
             <w:tcW w:type="dxa" w:w="2160"/>
           </w:tcPr>
           <w:p>
-            <w:r/>
             <w:r>
-              <w:t>30</w:t>
+              <w:t>Food</w:t>
             </w:r>
           </w:p>
         </w:tc>
@@ -830,9 +882,8 @@
             <w:tcW w:type="dxa" w:w="2160"/>
           </w:tcPr>
           <w:p>
-            <w:r/>
             <w:r>
-              <w:t>30</w:t>
+              <w:t>Food</w:t>
             </w:r>
           </w:p>
         </w:tc>
@@ -843,9 +894,8 @@
             <w:tcW w:type="dxa" w:w="5040"/>
           </w:tcPr>
           <w:p>
-            <w:r/>
             <w:r>
-              <w:t>Run seed</w:t>
+              <w:t>Creatures alive after 2 minutes</w:t>
             </w:r>
           </w:p>
         </w:tc>
@@ -854,9 +904,8 @@
             <w:tcW w:type="dxa" w:w="2160"/>
           </w:tcPr>
           <w:p>
-            <w:r/>
             <w:r>
-              <w:t>8817</w:t>
+              <w:t>8</w:t>
             </w:r>
           </w:p>
         </w:tc>
@@ -865,9 +914,8 @@
             <w:tcW w:type="dxa" w:w="2160"/>
           </w:tcPr>
           <w:p>
-            <w:r/>
             <w:r>
-              <w:t>4402</w:t>
+              <w:t>7</w:t>
             </w:r>
           </w:p>
         </w:tc>
@@ -878,9 +926,8 @@
             <w:tcW w:type="dxa" w:w="5040"/>
           </w:tcPr>
           <w:p>
-            <w:r/>
             <w:r>
-              <w:t>Mean energy at generation 1</w:t>
+              <w:t>Born after 2 minutes</w:t>
             </w:r>
           </w:p>
         </w:tc>
@@ -889,9 +936,8 @@
             <w:tcW w:type="dxa" w:w="2160"/>
           </w:tcPr>
           <w:p>
-            <w:r/>
             <w:r>
-              <w:t>22</w:t>
+              <w:t>13</w:t>
             </w:r>
           </w:p>
         </w:tc>
@@ -900,9 +946,8 @@
             <w:tcW w:type="dxa" w:w="2160"/>
           </w:tcPr>
           <w:p>
-            <w:r/>
             <w:r>
-              <w:t>21</w:t>
+              <w:t>15</w:t>
             </w:r>
           </w:p>
         </w:tc>
@@ -913,9 +958,8 @@
             <w:tcW w:type="dxa" w:w="5040"/>
           </w:tcPr>
           <w:p>
-            <w:r/>
             <w:r>
-              <w:t>Mean energy at generation 30</w:t>
+              <w:t>Born in total</w:t>
             </w:r>
           </w:p>
         </w:tc>
@@ -924,9 +968,8 @@
             <w:tcW w:type="dxa" w:w="2160"/>
           </w:tcPr>
           <w:p>
-            <w:r/>
             <w:r>
-              <w:t>61</w:t>
+              <w:t>152</w:t>
             </w:r>
           </w:p>
         </w:tc>
@@ -935,9 +978,40 @@
             <w:tcW w:type="dxa" w:w="2160"/>
           </w:tcPr>
           <w:p>
-            <w:r/>
             <w:r>
-              <w:t>38</w:t>
+              <w:t>18</w:t>
+            </w:r>
+          </w:p>
+        </w:tc>
+      </w:tr>
+      <w:tr>
+        <w:tc>
+          <w:tcPr>
+            <w:tcW w:type="dxa" w:w="5040"/>
+          </w:tcPr>
+          <w:p>
+            <w:r>
+              <w:t>What happened by 20 minutes</w:t>
+            </w:r>
+          </w:p>
+        </w:tc>
+        <w:tc>
+          <w:tcPr>
+            <w:tcW w:type="dxa" w:w="2160"/>
+          </w:tcPr>
+          <w:p>
+            <w:r>
+              <w:t>Still running, 8 alive</w:t>
+            </w:r>
+          </w:p>
+        </w:tc>
+        <w:tc>
+          <w:tcPr>
+            <w:tcW w:type="dxa" w:w="2160"/>
+          </w:tcPr>
+          <w:p>
+            <w:r>
+              <w:t>Died out after 3.6 minutes</w:t>
             </w:r>
           </w:p>
         </w:tc>

--- a/comparative_approaches/evolution_lab/evolution_lab_report.docx
+++ b/comparative_approaches/evolution_lab/evolution_lab_report.docx
@@ -639,7 +639,7 @@
         <w:pStyle w:val="ListBullet"/>
       </w:pPr>
       <w:r>
-        <w:t>Q18. Population Z was evolved in a world where the lights were dangerous and food was spread everywhere, and it flees light. Population W was evolved in a world where the lights were the food, and it approaches light. You cannot move these two populations between worlds — the Lineages tab has no light regime — so answer from what you have already seen: you watched a light-approaching population meet a poison world in Part 2, experiment 5. Which of the two populations is better adapted? Which one is better? Explain why those are not the same question, using what the reading says about the ladder of intelligence.</w:t>
+        <w:t>Q18. Population W was evolved in a world where the lights were the food, and it approaches light. Population Z was evolved in a world where the lights were dangerous and food was spread everywhere instead, and it flees light. Put each one in the other’s world: in the Evolve tab set Founders to Population W and Light regime to Poison, press Reset simulation, and watch. Then set Founders to Population Z, Light regime to Food, and — this part matters — How many food patches to 2 and Size of a food patch to 2.5. Leave the patches large and plentiful and the food drifts into them whether they hunt for it or not, and you will see nothing happen. Watch Births per minute as well as the arena. (a) What happened to each population in the other’s world? Say what you saw, not what you expected. (b) Which of the two populations is better adapted? Which one is better? Explain why those are not the same question, using what the reading says about the ladder of intelligence.</w:t>
       </w:r>
     </w:p>
     <w:p/>
